--- a/0_docs/SciRet_Proposal_Final.docx
+++ b/0_docs/SciRet_Proposal_Final.docx
@@ -118,12 +118,6 @@
         <w:gridCol w:w="7360"/>
       </w:tblGrid>
       <w:tr>
-        <w:tblPrEx>
-          <w:tblCellMar>
-            <w:top w:w="0" w:type="dxa"/>
-            <w:bottom w:w="0" w:type="dxa"/>
-          </w:tblCellMar>
-        </w:tblPrEx>
         <w:trPr>
           <w:tblHeader/>
         </w:trPr>
@@ -191,12 +185,6 @@
         </w:tc>
       </w:tr>
       <w:tr>
-        <w:tblPrEx>
-          <w:tblCellMar>
-            <w:top w:w="0" w:type="dxa"/>
-            <w:bottom w:w="0" w:type="dxa"/>
-          </w:tblCellMar>
-        </w:tblPrEx>
         <w:tc>
           <w:tcPr>
             <w:tcW w:w="2000" w:type="dxa"/>
@@ -255,12 +243,6 @@
         </w:tc>
       </w:tr>
       <w:tr>
-        <w:tblPrEx>
-          <w:tblCellMar>
-            <w:top w:w="0" w:type="dxa"/>
-            <w:bottom w:w="0" w:type="dxa"/>
-          </w:tblCellMar>
-        </w:tblPrEx>
         <w:tc>
           <w:tcPr>
             <w:tcW w:w="2000" w:type="dxa"/>
@@ -319,12 +301,6 @@
         </w:tc>
       </w:tr>
       <w:tr>
-        <w:tblPrEx>
-          <w:tblCellMar>
-            <w:top w:w="0" w:type="dxa"/>
-            <w:bottom w:w="0" w:type="dxa"/>
-          </w:tblCellMar>
-        </w:tblPrEx>
         <w:tc>
           <w:tcPr>
             <w:tcW w:w="2000" w:type="dxa"/>
@@ -431,12 +407,6 @@
         </w:tc>
       </w:tr>
       <w:tr>
-        <w:tblPrEx>
-          <w:tblCellMar>
-            <w:top w:w="0" w:type="dxa"/>
-            <w:bottom w:w="0" w:type="dxa"/>
-          </w:tblCellMar>
-        </w:tblPrEx>
         <w:tc>
           <w:tcPr>
             <w:tcW w:w="2000" w:type="dxa"/>
@@ -495,12 +465,6 @@
         </w:tc>
       </w:tr>
       <w:tr>
-        <w:tblPrEx>
-          <w:tblCellMar>
-            <w:top w:w="0" w:type="dxa"/>
-            <w:bottom w:w="0" w:type="dxa"/>
-          </w:tblCellMar>
-        </w:tblPrEx>
         <w:tc>
           <w:tcPr>
             <w:tcW w:w="2000" w:type="dxa"/>
@@ -559,12 +523,6 @@
         </w:tc>
       </w:tr>
       <w:tr>
-        <w:tblPrEx>
-          <w:tblCellMar>
-            <w:top w:w="0" w:type="dxa"/>
-            <w:bottom w:w="0" w:type="dxa"/>
-          </w:tblCellMar>
-        </w:tblPrEx>
         <w:tc>
           <w:tcPr>
             <w:tcW w:w="2000" w:type="dxa"/>
@@ -623,12 +581,6 @@
         </w:tc>
       </w:tr>
       <w:tr>
-        <w:tblPrEx>
-          <w:tblCellMar>
-            <w:top w:w="0" w:type="dxa"/>
-            <w:bottom w:w="0" w:type="dxa"/>
-          </w:tblCellMar>
-        </w:tblPrEx>
         <w:tc>
           <w:tcPr>
             <w:tcW w:w="2000" w:type="dxa"/>
@@ -687,12 +639,6 @@
         </w:tc>
       </w:tr>
       <w:tr>
-        <w:tblPrEx>
-          <w:tblCellMar>
-            <w:top w:w="0" w:type="dxa"/>
-            <w:bottom w:w="0" w:type="dxa"/>
-          </w:tblCellMar>
-        </w:tblPrEx>
         <w:tc>
           <w:tcPr>
             <w:tcW w:w="2000" w:type="dxa"/>
@@ -751,12 +697,6 @@
         </w:tc>
       </w:tr>
       <w:tr>
-        <w:tblPrEx>
-          <w:tblCellMar>
-            <w:top w:w="0" w:type="dxa"/>
-            <w:bottom w:w="0" w:type="dxa"/>
-          </w:tblCellMar>
-        </w:tblPrEx>
         <w:tc>
           <w:tcPr>
             <w:tcW w:w="2000" w:type="dxa"/>
@@ -815,12 +755,6 @@
         </w:tc>
       </w:tr>
       <w:tr>
-        <w:tblPrEx>
-          <w:tblCellMar>
-            <w:top w:w="0" w:type="dxa"/>
-            <w:bottom w:w="0" w:type="dxa"/>
-          </w:tblCellMar>
-        </w:tblPrEx>
         <w:tc>
           <w:tcPr>
             <w:tcW w:w="2000" w:type="dxa"/>
@@ -981,6 +915,9 @@
       <w:pPr>
         <w:spacing w:before="80" w:after="80" w:line="360" w:lineRule="auto"/>
         <w:jc w:val="both"/>
+        <w:rPr>
+          <w:rFonts w:cs="Arial"/>
+        </w:rPr>
       </w:pPr>
       <w:r>
         <w:rPr>
@@ -988,6 +925,12 @@
         </w:rPr>
         <w:t>SciRet addresses both problems simultaneously. It is the first scientific RAG framework designed around a tiered, compute-aware evaluation protocol that produces actionable design rules alongside performance numbers.</w:t>
       </w:r>
+    </w:p>
+    <w:p>
+      <w:pPr>
+        <w:spacing w:before="80" w:after="80" w:line="360" w:lineRule="auto"/>
+        <w:jc w:val="both"/>
+      </w:pPr>
     </w:p>
     <w:p>
       <w:pPr>
@@ -1038,12 +981,6 @@
         <w:gridCol w:w="7760"/>
       </w:tblGrid>
       <w:tr>
-        <w:tblPrEx>
-          <w:tblCellMar>
-            <w:top w:w="0" w:type="dxa"/>
-            <w:bottom w:w="0" w:type="dxa"/>
-          </w:tblCellMar>
-        </w:tblPrEx>
         <w:tc>
           <w:tcPr>
             <w:tcW w:w="1600" w:type="dxa"/>
@@ -1140,12 +1077,6 @@
         <w:gridCol w:w="7760"/>
       </w:tblGrid>
       <w:tr>
-        <w:tblPrEx>
-          <w:tblCellMar>
-            <w:top w:w="0" w:type="dxa"/>
-            <w:bottom w:w="0" w:type="dxa"/>
-          </w:tblCellMar>
-        </w:tblPrEx>
         <w:tc>
           <w:tcPr>
             <w:tcW w:w="1600" w:type="dxa"/>
@@ -1242,12 +1173,6 @@
         <w:gridCol w:w="7760"/>
       </w:tblGrid>
       <w:tr>
-        <w:tblPrEx>
-          <w:tblCellMar>
-            <w:top w:w="0" w:type="dxa"/>
-            <w:bottom w:w="0" w:type="dxa"/>
-          </w:tblCellMar>
-        </w:tblPrEx>
         <w:tc>
           <w:tcPr>
             <w:tcW w:w="1600" w:type="dxa"/>
@@ -1344,12 +1269,6 @@
         <w:gridCol w:w="7760"/>
       </w:tblGrid>
       <w:tr>
-        <w:tblPrEx>
-          <w:tblCellMar>
-            <w:top w:w="0" w:type="dxa"/>
-            <w:bottom w:w="0" w:type="dxa"/>
-          </w:tblCellMar>
-        </w:tblPrEx>
         <w:tc>
           <w:tcPr>
             <w:tcW w:w="1600" w:type="dxa"/>
@@ -1447,12 +1366,6 @@
         <w:gridCol w:w="4460"/>
       </w:tblGrid>
       <w:tr>
-        <w:tblPrEx>
-          <w:tblCellMar>
-            <w:top w:w="0" w:type="dxa"/>
-            <w:bottom w:w="0" w:type="dxa"/>
-          </w:tblCellMar>
-        </w:tblPrEx>
         <w:trPr>
           <w:tblHeader/>
         </w:trPr>
@@ -1551,12 +1464,6 @@
         </w:tc>
       </w:tr>
       <w:tr>
-        <w:tblPrEx>
-          <w:tblCellMar>
-            <w:top w:w="0" w:type="dxa"/>
-            <w:bottom w:w="0" w:type="dxa"/>
-          </w:tblCellMar>
-        </w:tblPrEx>
         <w:tc>
           <w:tcPr>
             <w:tcW w:w="700" w:type="dxa"/>
@@ -1614,6 +1521,14 @@
               </w:rPr>
               <w:t>Multimodal retrieval improves faithfulness by &gt;5pp for visual query types (imaging, figures, charts) but shows no significant gain for molecular or treatment queries</w:t>
             </w:r>
+            <w:r>
+              <w:rPr>
+                <w:rFonts w:cs="Arial"/>
+                <w:sz w:val="20"/>
+                <w:szCs w:val="20"/>
+              </w:rPr>
+              <w:t>.</w:t>
+            </w:r>
           </w:p>
         </w:tc>
         <w:tc>
@@ -1645,16 +1560,18 @@
               </w:rPr>
               <w:t>Faithfulness by query type; paired t-test multimodal vs text-only; Cohen's d effect size</w:t>
             </w:r>
+            <w:r>
+              <w:rPr>
+                <w:rFonts w:cs="Arial"/>
+                <w:sz w:val="20"/>
+                <w:szCs w:val="20"/>
+              </w:rPr>
+              <w:t>.</w:t>
+            </w:r>
           </w:p>
         </w:tc>
       </w:tr>
       <w:tr>
-        <w:tblPrEx>
-          <w:tblCellMar>
-            <w:top w:w="0" w:type="dxa"/>
-            <w:bottom w:w="0" w:type="dxa"/>
-          </w:tblCellMar>
-        </w:tblPrEx>
         <w:tc>
           <w:tcPr>
             <w:tcW w:w="700" w:type="dxa"/>
@@ -1712,6 +1629,14 @@
               </w:rPr>
               <w:t>Hybrid retrieval outperforms dense-only by a larger margin at 50K than at 1K due to vocabulary coverage effects at scale</w:t>
             </w:r>
+            <w:r>
+              <w:rPr>
+                <w:rFonts w:cs="Arial"/>
+                <w:sz w:val="20"/>
+                <w:szCs w:val="20"/>
+              </w:rPr>
+              <w:t>.</w:t>
+            </w:r>
           </w:p>
         </w:tc>
         <w:tc>
@@ -1743,16 +1668,18 @@
               </w:rPr>
               <w:t>Recall@5 gap (hybrid − dense-only) measured separately at Tier 1 and Tier 2</w:t>
             </w:r>
+            <w:r>
+              <w:rPr>
+                <w:rFonts w:cs="Arial"/>
+                <w:sz w:val="20"/>
+                <w:szCs w:val="20"/>
+              </w:rPr>
+              <w:t>.</w:t>
+            </w:r>
           </w:p>
         </w:tc>
       </w:tr>
       <w:tr>
-        <w:tblPrEx>
-          <w:tblCellMar>
-            <w:top w:w="0" w:type="dxa"/>
-            <w:bottom w:w="0" w:type="dxa"/>
-          </w:tblCellMar>
-        </w:tblPrEx>
         <w:tc>
           <w:tcPr>
             <w:tcW w:w="700" w:type="dxa"/>
@@ -1810,6 +1737,14 @@
               </w:rPr>
               <w:t>Reranking adds diminishing returns beyond 10K papers when hybrid retrieval already achieves Recall@5 &gt; 0.80</w:t>
             </w:r>
+            <w:r>
+              <w:rPr>
+                <w:rFonts w:cs="Arial"/>
+                <w:sz w:val="20"/>
+                <w:szCs w:val="20"/>
+              </w:rPr>
+              <w:t>.</w:t>
+            </w:r>
           </w:p>
         </w:tc>
         <w:tc>
@@ -1841,16 +1776,18 @@
               </w:rPr>
               <w:t>Reranking precision gain plotted as a function of corpus size across ablation variants</w:t>
             </w:r>
+            <w:r>
+              <w:rPr>
+                <w:rFonts w:cs="Arial"/>
+                <w:sz w:val="20"/>
+                <w:szCs w:val="20"/>
+              </w:rPr>
+              <w:t>.</w:t>
+            </w:r>
           </w:p>
         </w:tc>
       </w:tr>
       <w:tr>
-        <w:tblPrEx>
-          <w:tblCellMar>
-            <w:top w:w="0" w:type="dxa"/>
-            <w:bottom w:w="0" w:type="dxa"/>
-          </w:tblCellMar>
-        </w:tblPrEx>
         <w:tc>
           <w:tcPr>
             <w:tcW w:w="700" w:type="dxa"/>
@@ -1908,6 +1845,14 @@
               </w:rPr>
               <w:t>CIS (DeBERTa-v3 NLI) correlates with RAGAS faithfulness (Gemini judge) at Pearson r &gt; 0.6 on 50-question set</w:t>
             </w:r>
+            <w:r>
+              <w:rPr>
+                <w:rFonts w:cs="Arial"/>
+                <w:sz w:val="20"/>
+                <w:szCs w:val="20"/>
+              </w:rPr>
+              <w:t>.</w:t>
+            </w:r>
           </w:p>
         </w:tc>
         <w:tc>
@@ -1938,6 +1883,14 @@
                 <w:szCs w:val="20"/>
               </w:rPr>
               <w:t>Pearson r; Bland-Altman agreement plot; cross-model validation confirms metric reliability</w:t>
+            </w:r>
+            <w:r>
+              <w:rPr>
+                <w:rFonts w:cs="Arial"/>
+                <w:sz w:val="20"/>
+                <w:szCs w:val="20"/>
+              </w:rPr>
+              <w:t>.</w:t>
             </w:r>
           </w:p>
         </w:tc>
@@ -2045,12 +1998,6 @@
     </w:p>
     <w:p>
       <w:pPr>
-        <w:spacing w:before="80" w:after="80"/>
-        <w:jc w:val="both"/>
-      </w:pPr>
-    </w:p>
-    <w:p>
-      <w:pPr>
         <w:spacing w:before="80" w:after="80" w:line="360" w:lineRule="auto"/>
         <w:jc w:val="both"/>
       </w:pPr>
@@ -2060,11 +2007,6 @@
         </w:rPr>
         <w:t>These rules are the primary deliverable of N1. They are actionable for practitioners and analytically grounded for reviewers.</w:t>
       </w:r>
-    </w:p>
-    <w:p>
-      <w:pPr>
-        <w:spacing w:before="80" w:after="80"/>
-      </w:pPr>
     </w:p>
     <w:p>
       <w:pPr>
@@ -2148,14 +2090,15 @@
         <w:rPr>
           <w:rFonts w:cs="Arial"/>
         </w:rPr>
+        <w:t xml:space="preserve">Where a = generated answer, C = retrieved context passages, claims(a) = atomic claims extracted via LLM decomposition, entailment_score = DeBERTa-v3 NLI model (fine-tuned on MultiNLI, </w:t>
+      </w:r>
+      <w:r>
+        <w:rPr>
+          <w:rFonts w:cs="Arial"/>
+        </w:rPr>
         <w:lastRenderedPageBreak/>
-        <w:t>Where a = generated answer, C = retrieved context passages, claims(a) = atomic claims extracted via LLM decomposition, entailment_score = DeBERTa-v3 NLI model (fine-tuned on MultiNLI, independent of the generation model). CIS = 1.0 means every claim is entailed by at least one retrieved passage. CIS = 0.0 means no claims are grounded. We validate CIS against RAGAS faithfulness and report Pearson r as a reliability check. This cross-model validation is not present in any existing RAG evaluation framework.</w:t>
+        <w:t>independent of the generation model). CIS = 1.0 means every claim is entailed by at least one retrieved passage. CIS = 0.0 means no claims are grounded. We validate CIS against RAGAS faithfulness and report Pearson r as a reliability check. This cross-model validation is not present in any existing RAG evaluation framework.</w:t>
       </w:r>
-    </w:p>
-    <w:p>
-      <w:pPr>
-        <w:spacing w:before="80" w:after="80"/>
-      </w:pPr>
     </w:p>
     <w:p>
       <w:pPr>
@@ -2287,12 +2230,6 @@
         <w:gridCol w:w="4160"/>
       </w:tblGrid>
       <w:tr>
-        <w:tblPrEx>
-          <w:tblCellMar>
-            <w:top w:w="0" w:type="dxa"/>
-            <w:bottom w:w="0" w:type="dxa"/>
-          </w:tblCellMar>
-        </w:tblPrEx>
         <w:trPr>
           <w:tblHeader/>
         </w:trPr>
@@ -2391,12 +2328,6 @@
         </w:tc>
       </w:tr>
       <w:tr>
-        <w:tblPrEx>
-          <w:tblCellMar>
-            <w:top w:w="0" w:type="dxa"/>
-            <w:bottom w:w="0" w:type="dxa"/>
-          </w:tblCellMar>
-        </w:tblPrEx>
         <w:tc>
           <w:tcPr>
             <w:tcW w:w="2000" w:type="dxa"/>
@@ -2483,12 +2414,6 @@
         </w:tc>
       </w:tr>
       <w:tr>
-        <w:tblPrEx>
-          <w:tblCellMar>
-            <w:top w:w="0" w:type="dxa"/>
-            <w:bottom w:w="0" w:type="dxa"/>
-          </w:tblCellMar>
-        </w:tblPrEx>
         <w:tc>
           <w:tcPr>
             <w:tcW w:w="2000" w:type="dxa"/>
@@ -2575,12 +2500,6 @@
         </w:tc>
       </w:tr>
       <w:tr>
-        <w:tblPrEx>
-          <w:tblCellMar>
-            <w:top w:w="0" w:type="dxa"/>
-            <w:bottom w:w="0" w:type="dxa"/>
-          </w:tblCellMar>
-        </w:tblPrEx>
         <w:tc>
           <w:tcPr>
             <w:tcW w:w="2000" w:type="dxa"/>
@@ -2667,12 +2586,6 @@
         </w:tc>
       </w:tr>
       <w:tr>
-        <w:tblPrEx>
-          <w:tblCellMar>
-            <w:top w:w="0" w:type="dxa"/>
-            <w:bottom w:w="0" w:type="dxa"/>
-          </w:tblCellMar>
-        </w:tblPrEx>
         <w:tc>
           <w:tcPr>
             <w:tcW w:w="2000" w:type="dxa"/>
@@ -2759,12 +2672,6 @@
         </w:tc>
       </w:tr>
       <w:tr>
-        <w:tblPrEx>
-          <w:tblCellMar>
-            <w:top w:w="0" w:type="dxa"/>
-            <w:bottom w:w="0" w:type="dxa"/>
-          </w:tblCellMar>
-        </w:tblPrEx>
         <w:tc>
           <w:tcPr>
             <w:tcW w:w="2000" w:type="dxa"/>
@@ -2851,12 +2758,6 @@
         </w:tc>
       </w:tr>
       <w:tr>
-        <w:tblPrEx>
-          <w:tblCellMar>
-            <w:top w:w="0" w:type="dxa"/>
-            <w:bottom w:w="0" w:type="dxa"/>
-          </w:tblCellMar>
-        </w:tblPrEx>
         <w:tc>
           <w:tcPr>
             <w:tcW w:w="2000" w:type="dxa"/>
@@ -2943,12 +2844,6 @@
         </w:tc>
       </w:tr>
       <w:tr>
-        <w:tblPrEx>
-          <w:tblCellMar>
-            <w:top w:w="0" w:type="dxa"/>
-            <w:bottom w:w="0" w:type="dxa"/>
-          </w:tblCellMar>
-        </w:tblPrEx>
         <w:tc>
           <w:tcPr>
             <w:tcW w:w="2000" w:type="dxa"/>
@@ -3070,12 +2965,6 @@
         <w:gridCol w:w="6560"/>
       </w:tblGrid>
       <w:tr>
-        <w:tblPrEx>
-          <w:tblCellMar>
-            <w:top w:w="0" w:type="dxa"/>
-            <w:bottom w:w="0" w:type="dxa"/>
-          </w:tblCellMar>
-        </w:tblPrEx>
         <w:trPr>
           <w:tblHeader/>
         </w:trPr>
@@ -3143,12 +3032,6 @@
         </w:tc>
       </w:tr>
       <w:tr>
-        <w:tblPrEx>
-          <w:tblCellMar>
-            <w:top w:w="0" w:type="dxa"/>
-            <w:bottom w:w="0" w:type="dxa"/>
-          </w:tblCellMar>
-        </w:tblPrEx>
         <w:tc>
           <w:tcPr>
             <w:tcW w:w="2800" w:type="dxa"/>
@@ -3207,12 +3090,6 @@
         </w:tc>
       </w:tr>
       <w:tr>
-        <w:tblPrEx>
-          <w:tblCellMar>
-            <w:top w:w="0" w:type="dxa"/>
-            <w:bottom w:w="0" w:type="dxa"/>
-          </w:tblCellMar>
-        </w:tblPrEx>
         <w:tc>
           <w:tcPr>
             <w:tcW w:w="2800" w:type="dxa"/>
@@ -3271,12 +3148,6 @@
         </w:tc>
       </w:tr>
       <w:tr>
-        <w:tblPrEx>
-          <w:tblCellMar>
-            <w:top w:w="0" w:type="dxa"/>
-            <w:bottom w:w="0" w:type="dxa"/>
-          </w:tblCellMar>
-        </w:tblPrEx>
         <w:tc>
           <w:tcPr>
             <w:tcW w:w="2800" w:type="dxa"/>
@@ -3335,12 +3206,6 @@
         </w:tc>
       </w:tr>
       <w:tr>
-        <w:tblPrEx>
-          <w:tblCellMar>
-            <w:top w:w="0" w:type="dxa"/>
-            <w:bottom w:w="0" w:type="dxa"/>
-          </w:tblCellMar>
-        </w:tblPrEx>
         <w:tc>
           <w:tcPr>
             <w:tcW w:w="2800" w:type="dxa"/>
@@ -3399,12 +3264,6 @@
         </w:tc>
       </w:tr>
       <w:tr>
-        <w:tblPrEx>
-          <w:tblCellMar>
-            <w:top w:w="0" w:type="dxa"/>
-            <w:bottom w:w="0" w:type="dxa"/>
-          </w:tblCellMar>
-        </w:tblPrEx>
         <w:tc>
           <w:tcPr>
             <w:tcW w:w="2800" w:type="dxa"/>
@@ -3463,12 +3322,6 @@
         </w:tc>
       </w:tr>
       <w:tr>
-        <w:tblPrEx>
-          <w:tblCellMar>
-            <w:top w:w="0" w:type="dxa"/>
-            <w:bottom w:w="0" w:type="dxa"/>
-          </w:tblCellMar>
-        </w:tblPrEx>
         <w:tc>
           <w:tcPr>
             <w:tcW w:w="2800" w:type="dxa"/>
@@ -3585,12 +3438,6 @@
         <w:gridCol w:w="4160"/>
       </w:tblGrid>
       <w:tr>
-        <w:tblPrEx>
-          <w:tblCellMar>
-            <w:top w:w="0" w:type="dxa"/>
-            <w:bottom w:w="0" w:type="dxa"/>
-          </w:tblCellMar>
-        </w:tblPrEx>
         <w:trPr>
           <w:tblHeader/>
         </w:trPr>
@@ -3677,12 +3524,6 @@
         </w:tc>
       </w:tr>
       <w:tr>
-        <w:tblPrEx>
-          <w:tblCellMar>
-            <w:top w:w="0" w:type="dxa"/>
-            <w:bottom w:w="0" w:type="dxa"/>
-          </w:tblCellMar>
-        </w:tblPrEx>
         <w:tc>
           <w:tcPr>
             <w:tcW w:w="2400" w:type="dxa"/>
@@ -3769,12 +3610,6 @@
         </w:tc>
       </w:tr>
       <w:tr>
-        <w:tblPrEx>
-          <w:tblCellMar>
-            <w:top w:w="0" w:type="dxa"/>
-            <w:bottom w:w="0" w:type="dxa"/>
-          </w:tblCellMar>
-        </w:tblPrEx>
         <w:tc>
           <w:tcPr>
             <w:tcW w:w="2400" w:type="dxa"/>
@@ -3861,12 +3696,6 @@
         </w:tc>
       </w:tr>
       <w:tr>
-        <w:tblPrEx>
-          <w:tblCellMar>
-            <w:top w:w="0" w:type="dxa"/>
-            <w:bottom w:w="0" w:type="dxa"/>
-          </w:tblCellMar>
-        </w:tblPrEx>
         <w:tc>
           <w:tcPr>
             <w:tcW w:w="2400" w:type="dxa"/>
@@ -3953,12 +3782,6 @@
         </w:tc>
       </w:tr>
       <w:tr>
-        <w:tblPrEx>
-          <w:tblCellMar>
-            <w:top w:w="0" w:type="dxa"/>
-            <w:bottom w:w="0" w:type="dxa"/>
-          </w:tblCellMar>
-        </w:tblPrEx>
         <w:tc>
           <w:tcPr>
             <w:tcW w:w="2400" w:type="dxa"/>
@@ -4045,12 +3868,6 @@
         </w:tc>
       </w:tr>
       <w:tr>
-        <w:tblPrEx>
-          <w:tblCellMar>
-            <w:top w:w="0" w:type="dxa"/>
-            <w:bottom w:w="0" w:type="dxa"/>
-          </w:tblCellMar>
-        </w:tblPrEx>
         <w:tc>
           <w:tcPr>
             <w:tcW w:w="2400" w:type="dxa"/>
@@ -4137,12 +3954,6 @@
         </w:tc>
       </w:tr>
       <w:tr>
-        <w:tblPrEx>
-          <w:tblCellMar>
-            <w:top w:w="0" w:type="dxa"/>
-            <w:bottom w:w="0" w:type="dxa"/>
-          </w:tblCellMar>
-        </w:tblPrEx>
         <w:tc>
           <w:tcPr>
             <w:tcW w:w="2400" w:type="dxa"/>
@@ -4265,12 +4076,6 @@
         <w:gridCol w:w="5760"/>
       </w:tblGrid>
       <w:tr>
-        <w:tblPrEx>
-          <w:tblCellMar>
-            <w:top w:w="0" w:type="dxa"/>
-            <w:bottom w:w="0" w:type="dxa"/>
-          </w:tblCellMar>
-        </w:tblPrEx>
         <w:trPr>
           <w:tblHeader/>
         </w:trPr>
@@ -4369,12 +4174,6 @@
         </w:tc>
       </w:tr>
       <w:tr>
-        <w:tblPrEx>
-          <w:tblCellMar>
-            <w:top w:w="0" w:type="dxa"/>
-            <w:bottom w:w="0" w:type="dxa"/>
-          </w:tblCellMar>
-        </w:tblPrEx>
         <w:tc>
           <w:tcPr>
             <w:tcW w:w="2600" w:type="dxa"/>
@@ -4461,12 +4260,6 @@
         </w:tc>
       </w:tr>
       <w:tr>
-        <w:tblPrEx>
-          <w:tblCellMar>
-            <w:top w:w="0" w:type="dxa"/>
-            <w:bottom w:w="0" w:type="dxa"/>
-          </w:tblCellMar>
-        </w:tblPrEx>
         <w:tc>
           <w:tcPr>
             <w:tcW w:w="2600" w:type="dxa"/>
@@ -4553,12 +4346,6 @@
         </w:tc>
       </w:tr>
       <w:tr>
-        <w:tblPrEx>
-          <w:tblCellMar>
-            <w:top w:w="0" w:type="dxa"/>
-            <w:bottom w:w="0" w:type="dxa"/>
-          </w:tblCellMar>
-        </w:tblPrEx>
         <w:tc>
           <w:tcPr>
             <w:tcW w:w="2600" w:type="dxa"/>
@@ -4645,12 +4432,6 @@
         </w:tc>
       </w:tr>
       <w:tr>
-        <w:tblPrEx>
-          <w:tblCellMar>
-            <w:top w:w="0" w:type="dxa"/>
-            <w:bottom w:w="0" w:type="dxa"/>
-          </w:tblCellMar>
-        </w:tblPrEx>
         <w:tc>
           <w:tcPr>
             <w:tcW w:w="2600" w:type="dxa"/>
@@ -4737,12 +4518,6 @@
         </w:tc>
       </w:tr>
       <w:tr>
-        <w:tblPrEx>
-          <w:tblCellMar>
-            <w:top w:w="0" w:type="dxa"/>
-            <w:bottom w:w="0" w:type="dxa"/>
-          </w:tblCellMar>
-        </w:tblPrEx>
         <w:tc>
           <w:tcPr>
             <w:tcW w:w="2600" w:type="dxa"/>
@@ -4829,12 +4604,6 @@
         </w:tc>
       </w:tr>
       <w:tr>
-        <w:tblPrEx>
-          <w:tblCellMar>
-            <w:top w:w="0" w:type="dxa"/>
-            <w:bottom w:w="0" w:type="dxa"/>
-          </w:tblCellMar>
-        </w:tblPrEx>
         <w:tc>
           <w:tcPr>
             <w:tcW w:w="2600" w:type="dxa"/>
@@ -4921,12 +4690,6 @@
         </w:tc>
       </w:tr>
       <w:tr>
-        <w:tblPrEx>
-          <w:tblCellMar>
-            <w:top w:w="0" w:type="dxa"/>
-            <w:bottom w:w="0" w:type="dxa"/>
-          </w:tblCellMar>
-        </w:tblPrEx>
         <w:tc>
           <w:tcPr>
             <w:tcW w:w="2600" w:type="dxa"/>
@@ -5071,12 +4834,6 @@
         <w:gridCol w:w="4560"/>
       </w:tblGrid>
       <w:tr>
-        <w:tblPrEx>
-          <w:tblCellMar>
-            <w:top w:w="0" w:type="dxa"/>
-            <w:bottom w:w="0" w:type="dxa"/>
-          </w:tblCellMar>
-        </w:tblPrEx>
         <w:trPr>
           <w:tblHeader/>
         </w:trPr>
@@ -5175,12 +4932,6 @@
         </w:tc>
       </w:tr>
       <w:tr>
-        <w:tblPrEx>
-          <w:tblCellMar>
-            <w:top w:w="0" w:type="dxa"/>
-            <w:bottom w:w="0" w:type="dxa"/>
-          </w:tblCellMar>
-        </w:tblPrEx>
         <w:tc>
           <w:tcPr>
             <w:tcW w:w="2000" w:type="dxa"/>
@@ -5267,12 +5018,6 @@
         </w:tc>
       </w:tr>
       <w:tr>
-        <w:tblPrEx>
-          <w:tblCellMar>
-            <w:top w:w="0" w:type="dxa"/>
-            <w:bottom w:w="0" w:type="dxa"/>
-          </w:tblCellMar>
-        </w:tblPrEx>
         <w:tc>
           <w:tcPr>
             <w:tcW w:w="2000" w:type="dxa"/>
@@ -5359,12 +5104,6 @@
         </w:tc>
       </w:tr>
       <w:tr>
-        <w:tblPrEx>
-          <w:tblCellMar>
-            <w:top w:w="0" w:type="dxa"/>
-            <w:bottom w:w="0" w:type="dxa"/>
-          </w:tblCellMar>
-        </w:tblPrEx>
         <w:tc>
           <w:tcPr>
             <w:tcW w:w="2000" w:type="dxa"/>
@@ -5451,12 +5190,6 @@
         </w:tc>
       </w:tr>
       <w:tr>
-        <w:tblPrEx>
-          <w:tblCellMar>
-            <w:top w:w="0" w:type="dxa"/>
-            <w:bottom w:w="0" w:type="dxa"/>
-          </w:tblCellMar>
-        </w:tblPrEx>
         <w:tc>
           <w:tcPr>
             <w:tcW w:w="2000" w:type="dxa"/>
@@ -5543,12 +5276,6 @@
         </w:tc>
       </w:tr>
       <w:tr>
-        <w:tblPrEx>
-          <w:tblCellMar>
-            <w:top w:w="0" w:type="dxa"/>
-            <w:bottom w:w="0" w:type="dxa"/>
-          </w:tblCellMar>
-        </w:tblPrEx>
         <w:tc>
           <w:tcPr>
             <w:tcW w:w="2000" w:type="dxa"/>
@@ -5635,12 +5362,6 @@
         </w:tc>
       </w:tr>
       <w:tr>
-        <w:tblPrEx>
-          <w:tblCellMar>
-            <w:top w:w="0" w:type="dxa"/>
-            <w:bottom w:w="0" w:type="dxa"/>
-          </w:tblCellMar>
-        </w:tblPrEx>
         <w:tc>
           <w:tcPr>
             <w:tcW w:w="2000" w:type="dxa"/>
@@ -5727,12 +5448,6 @@
         </w:tc>
       </w:tr>
       <w:tr>
-        <w:tblPrEx>
-          <w:tblCellMar>
-            <w:top w:w="0" w:type="dxa"/>
-            <w:bottom w:w="0" w:type="dxa"/>
-          </w:tblCellMar>
-        </w:tblPrEx>
         <w:tc>
           <w:tcPr>
             <w:tcW w:w="2000" w:type="dxa"/>
@@ -5819,12 +5534,6 @@
         </w:tc>
       </w:tr>
       <w:tr>
-        <w:tblPrEx>
-          <w:tblCellMar>
-            <w:top w:w="0" w:type="dxa"/>
-            <w:bottom w:w="0" w:type="dxa"/>
-          </w:tblCellMar>
-        </w:tblPrEx>
         <w:tc>
           <w:tcPr>
             <w:tcW w:w="2000" w:type="dxa"/>
@@ -5966,12 +5675,6 @@
         <w:gridCol w:w="3560"/>
       </w:tblGrid>
       <w:tr>
-        <w:tblPrEx>
-          <w:tblCellMar>
-            <w:top w:w="0" w:type="dxa"/>
-            <w:bottom w:w="0" w:type="dxa"/>
-          </w:tblCellMar>
-        </w:tblPrEx>
         <w:trPr>
           <w:tblHeader/>
         </w:trPr>
@@ -6070,12 +5773,6 @@
         </w:tc>
       </w:tr>
       <w:tr>
-        <w:tblPrEx>
-          <w:tblCellMar>
-            <w:top w:w="0" w:type="dxa"/>
-            <w:bottom w:w="0" w:type="dxa"/>
-          </w:tblCellMar>
-        </w:tblPrEx>
         <w:tc>
           <w:tcPr>
             <w:tcW w:w="2400" w:type="dxa"/>
@@ -6162,12 +5859,6 @@
         </w:tc>
       </w:tr>
       <w:tr>
-        <w:tblPrEx>
-          <w:tblCellMar>
-            <w:top w:w="0" w:type="dxa"/>
-            <w:bottom w:w="0" w:type="dxa"/>
-          </w:tblCellMar>
-        </w:tblPrEx>
         <w:tc>
           <w:tcPr>
             <w:tcW w:w="2400" w:type="dxa"/>
@@ -6254,12 +5945,6 @@
         </w:tc>
       </w:tr>
       <w:tr>
-        <w:tblPrEx>
-          <w:tblCellMar>
-            <w:top w:w="0" w:type="dxa"/>
-            <w:bottom w:w="0" w:type="dxa"/>
-          </w:tblCellMar>
-        </w:tblPrEx>
         <w:tc>
           <w:tcPr>
             <w:tcW w:w="2400" w:type="dxa"/>
@@ -6346,12 +6031,6 @@
         </w:tc>
       </w:tr>
       <w:tr>
-        <w:tblPrEx>
-          <w:tblCellMar>
-            <w:top w:w="0" w:type="dxa"/>
-            <w:bottom w:w="0" w:type="dxa"/>
-          </w:tblCellMar>
-        </w:tblPrEx>
         <w:tc>
           <w:tcPr>
             <w:tcW w:w="2400" w:type="dxa"/>
@@ -6438,12 +6117,6 @@
         </w:tc>
       </w:tr>
       <w:tr>
-        <w:tblPrEx>
-          <w:tblCellMar>
-            <w:top w:w="0" w:type="dxa"/>
-            <w:bottom w:w="0" w:type="dxa"/>
-          </w:tblCellMar>
-        </w:tblPrEx>
         <w:tc>
           <w:tcPr>
             <w:tcW w:w="2400" w:type="dxa"/>
@@ -6585,12 +6258,6 @@
         <w:gridCol w:w="6960"/>
       </w:tblGrid>
       <w:tr>
-        <w:tblPrEx>
-          <w:tblCellMar>
-            <w:top w:w="0" w:type="dxa"/>
-            <w:bottom w:w="0" w:type="dxa"/>
-          </w:tblCellMar>
-        </w:tblPrEx>
         <w:trPr>
           <w:tblHeader/>
         </w:trPr>
@@ -6658,12 +6325,6 @@
         </w:tc>
       </w:tr>
       <w:tr>
-        <w:tblPrEx>
-          <w:tblCellMar>
-            <w:top w:w="0" w:type="dxa"/>
-            <w:bottom w:w="0" w:type="dxa"/>
-          </w:tblCellMar>
-        </w:tblPrEx>
         <w:tc>
           <w:tcPr>
             <w:tcW w:w="2400" w:type="dxa"/>
@@ -6722,12 +6383,6 @@
         </w:tc>
       </w:tr>
       <w:tr>
-        <w:tblPrEx>
-          <w:tblCellMar>
-            <w:top w:w="0" w:type="dxa"/>
-            <w:bottom w:w="0" w:type="dxa"/>
-          </w:tblCellMar>
-        </w:tblPrEx>
         <w:tc>
           <w:tcPr>
             <w:tcW w:w="2400" w:type="dxa"/>
@@ -6786,12 +6441,6 @@
         </w:tc>
       </w:tr>
       <w:tr>
-        <w:tblPrEx>
-          <w:tblCellMar>
-            <w:top w:w="0" w:type="dxa"/>
-            <w:bottom w:w="0" w:type="dxa"/>
-          </w:tblCellMar>
-        </w:tblPrEx>
         <w:tc>
           <w:tcPr>
             <w:tcW w:w="2400" w:type="dxa"/>
@@ -6850,12 +6499,6 @@
         </w:tc>
       </w:tr>
       <w:tr>
-        <w:tblPrEx>
-          <w:tblCellMar>
-            <w:top w:w="0" w:type="dxa"/>
-            <w:bottom w:w="0" w:type="dxa"/>
-          </w:tblCellMar>
-        </w:tblPrEx>
         <w:tc>
           <w:tcPr>
             <w:tcW w:w="2400" w:type="dxa"/>
@@ -6914,12 +6557,6 @@
         </w:tc>
       </w:tr>
       <w:tr>
-        <w:tblPrEx>
-          <w:tblCellMar>
-            <w:top w:w="0" w:type="dxa"/>
-            <w:bottom w:w="0" w:type="dxa"/>
-          </w:tblCellMar>
-        </w:tblPrEx>
         <w:tc>
           <w:tcPr>
             <w:tcW w:w="2400" w:type="dxa"/>
@@ -6978,12 +6615,6 @@
         </w:tc>
       </w:tr>
       <w:tr>
-        <w:tblPrEx>
-          <w:tblCellMar>
-            <w:top w:w="0" w:type="dxa"/>
-            <w:bottom w:w="0" w:type="dxa"/>
-          </w:tblCellMar>
-        </w:tblPrEx>
         <w:tc>
           <w:tcPr>
             <w:tcW w:w="2400" w:type="dxa"/>
@@ -7042,12 +6673,6 @@
         </w:tc>
       </w:tr>
       <w:tr>
-        <w:tblPrEx>
-          <w:tblCellMar>
-            <w:top w:w="0" w:type="dxa"/>
-            <w:bottom w:w="0" w:type="dxa"/>
-          </w:tblCellMar>
-        </w:tblPrEx>
         <w:tc>
           <w:tcPr>
             <w:tcW w:w="2400" w:type="dxa"/>
@@ -7106,12 +6731,6 @@
         </w:tc>
       </w:tr>
       <w:tr>
-        <w:tblPrEx>
-          <w:tblCellMar>
-            <w:top w:w="0" w:type="dxa"/>
-            <w:bottom w:w="0" w:type="dxa"/>
-          </w:tblCellMar>
-        </w:tblPrEx>
         <w:tc>
           <w:tcPr>
             <w:tcW w:w="2400" w:type="dxa"/>
@@ -7170,12 +6789,6 @@
         </w:tc>
       </w:tr>
       <w:tr>
-        <w:tblPrEx>
-          <w:tblCellMar>
-            <w:top w:w="0" w:type="dxa"/>
-            <w:bottom w:w="0" w:type="dxa"/>
-          </w:tblCellMar>
-        </w:tblPrEx>
         <w:tc>
           <w:tcPr>
             <w:tcW w:w="2400" w:type="dxa"/>
@@ -7234,12 +6847,6 @@
         </w:tc>
       </w:tr>
       <w:tr>
-        <w:tblPrEx>
-          <w:tblCellMar>
-            <w:top w:w="0" w:type="dxa"/>
-            <w:bottom w:w="0" w:type="dxa"/>
-          </w:tblCellMar>
-        </w:tblPrEx>
         <w:tc>
           <w:tcPr>
             <w:tcW w:w="2400" w:type="dxa"/>
@@ -7345,12 +6952,6 @@
         <w:gridCol w:w="1800"/>
       </w:tblGrid>
       <w:tr>
-        <w:tblPrEx>
-          <w:tblCellMar>
-            <w:top w:w="0" w:type="dxa"/>
-            <w:bottom w:w="0" w:type="dxa"/>
-          </w:tblCellMar>
-        </w:tblPrEx>
         <w:trPr>
           <w:tblHeader/>
         </w:trPr>
@@ -7449,12 +7050,6 @@
         </w:tc>
       </w:tr>
       <w:tr>
-        <w:tblPrEx>
-          <w:tblCellMar>
-            <w:top w:w="0" w:type="dxa"/>
-            <w:bottom w:w="0" w:type="dxa"/>
-          </w:tblCellMar>
-        </w:tblPrEx>
         <w:tc>
           <w:tcPr>
             <w:tcW w:w="2800" w:type="dxa"/>
@@ -7541,12 +7136,6 @@
         </w:tc>
       </w:tr>
       <w:tr>
-        <w:tblPrEx>
-          <w:tblCellMar>
-            <w:top w:w="0" w:type="dxa"/>
-            <w:bottom w:w="0" w:type="dxa"/>
-          </w:tblCellMar>
-        </w:tblPrEx>
         <w:tc>
           <w:tcPr>
             <w:tcW w:w="2800" w:type="dxa"/>
@@ -7633,12 +7222,6 @@
         </w:tc>
       </w:tr>
       <w:tr>
-        <w:tblPrEx>
-          <w:tblCellMar>
-            <w:top w:w="0" w:type="dxa"/>
-            <w:bottom w:w="0" w:type="dxa"/>
-          </w:tblCellMar>
-        </w:tblPrEx>
         <w:tc>
           <w:tcPr>
             <w:tcW w:w="2800" w:type="dxa"/>
@@ -7725,12 +7308,6 @@
         </w:tc>
       </w:tr>
       <w:tr>
-        <w:tblPrEx>
-          <w:tblCellMar>
-            <w:top w:w="0" w:type="dxa"/>
-            <w:bottom w:w="0" w:type="dxa"/>
-          </w:tblCellMar>
-        </w:tblPrEx>
         <w:tc>
           <w:tcPr>
             <w:tcW w:w="2800" w:type="dxa"/>
@@ -7818,12 +7395,6 @@
         </w:tc>
       </w:tr>
       <w:tr>
-        <w:tblPrEx>
-          <w:tblCellMar>
-            <w:top w:w="0" w:type="dxa"/>
-            <w:bottom w:w="0" w:type="dxa"/>
-          </w:tblCellMar>
-        </w:tblPrEx>
         <w:tc>
           <w:tcPr>
             <w:tcW w:w="2800" w:type="dxa"/>
@@ -8094,12 +7665,6 @@
         <w:gridCol w:w="5360"/>
       </w:tblGrid>
       <w:tr>
-        <w:tblPrEx>
-          <w:tblCellMar>
-            <w:top w:w="0" w:type="dxa"/>
-            <w:bottom w:w="0" w:type="dxa"/>
-          </w:tblCellMar>
-        </w:tblPrEx>
         <w:trPr>
           <w:tblHeader/>
         </w:trPr>
@@ -8198,12 +7763,6 @@
         </w:tc>
       </w:tr>
       <w:tr>
-        <w:tblPrEx>
-          <w:tblCellMar>
-            <w:top w:w="0" w:type="dxa"/>
-            <w:bottom w:w="0" w:type="dxa"/>
-          </w:tblCellMar>
-        </w:tblPrEx>
         <w:tc>
           <w:tcPr>
             <w:tcW w:w="1200" w:type="dxa"/>
@@ -8290,12 +7849,6 @@
         </w:tc>
       </w:tr>
       <w:tr>
-        <w:tblPrEx>
-          <w:tblCellMar>
-            <w:top w:w="0" w:type="dxa"/>
-            <w:bottom w:w="0" w:type="dxa"/>
-          </w:tblCellMar>
-        </w:tblPrEx>
         <w:tc>
           <w:tcPr>
             <w:tcW w:w="1200" w:type="dxa"/>
@@ -8382,12 +7935,6 @@
         </w:tc>
       </w:tr>
       <w:tr>
-        <w:tblPrEx>
-          <w:tblCellMar>
-            <w:top w:w="0" w:type="dxa"/>
-            <w:bottom w:w="0" w:type="dxa"/>
-          </w:tblCellMar>
-        </w:tblPrEx>
         <w:tc>
           <w:tcPr>
             <w:tcW w:w="1200" w:type="dxa"/>
@@ -8474,12 +8021,6 @@
         </w:tc>
       </w:tr>
       <w:tr>
-        <w:tblPrEx>
-          <w:tblCellMar>
-            <w:top w:w="0" w:type="dxa"/>
-            <w:bottom w:w="0" w:type="dxa"/>
-          </w:tblCellMar>
-        </w:tblPrEx>
         <w:tc>
           <w:tcPr>
             <w:tcW w:w="1200" w:type="dxa"/>
@@ -8566,12 +8107,6 @@
         </w:tc>
       </w:tr>
       <w:tr>
-        <w:tblPrEx>
-          <w:tblCellMar>
-            <w:top w:w="0" w:type="dxa"/>
-            <w:bottom w:w="0" w:type="dxa"/>
-          </w:tblCellMar>
-        </w:tblPrEx>
         <w:tc>
           <w:tcPr>
             <w:tcW w:w="1200" w:type="dxa"/>
@@ -8658,12 +8193,6 @@
         </w:tc>
       </w:tr>
       <w:tr>
-        <w:tblPrEx>
-          <w:tblCellMar>
-            <w:top w:w="0" w:type="dxa"/>
-            <w:bottom w:w="0" w:type="dxa"/>
-          </w:tblCellMar>
-        </w:tblPrEx>
         <w:tc>
           <w:tcPr>
             <w:tcW w:w="1200" w:type="dxa"/>
@@ -8750,12 +8279,6 @@
         </w:tc>
       </w:tr>
       <w:tr>
-        <w:tblPrEx>
-          <w:tblCellMar>
-            <w:top w:w="0" w:type="dxa"/>
-            <w:bottom w:w="0" w:type="dxa"/>
-          </w:tblCellMar>
-        </w:tblPrEx>
         <w:tc>
           <w:tcPr>
             <w:tcW w:w="1200" w:type="dxa"/>
@@ -8842,12 +8365,6 @@
         </w:tc>
       </w:tr>
       <w:tr>
-        <w:tblPrEx>
-          <w:tblCellMar>
-            <w:top w:w="0" w:type="dxa"/>
-            <w:bottom w:w="0" w:type="dxa"/>
-          </w:tblCellMar>
-        </w:tblPrEx>
         <w:tc>
           <w:tcPr>
             <w:tcW w:w="1200" w:type="dxa"/>
@@ -8934,12 +8451,6 @@
         </w:tc>
       </w:tr>
       <w:tr>
-        <w:tblPrEx>
-          <w:tblCellMar>
-            <w:top w:w="0" w:type="dxa"/>
-            <w:bottom w:w="0" w:type="dxa"/>
-          </w:tblCellMar>
-        </w:tblPrEx>
         <w:tc>
           <w:tcPr>
             <w:tcW w:w="1200" w:type="dxa"/>
@@ -9026,12 +8537,6 @@
         </w:tc>
       </w:tr>
       <w:tr>
-        <w:tblPrEx>
-          <w:tblCellMar>
-            <w:top w:w="0" w:type="dxa"/>
-            <w:bottom w:w="0" w:type="dxa"/>
-          </w:tblCellMar>
-        </w:tblPrEx>
         <w:tc>
           <w:tcPr>
             <w:tcW w:w="1200" w:type="dxa"/>
@@ -9184,12 +8689,6 @@
         <w:gridCol w:w="4160"/>
       </w:tblGrid>
       <w:tr>
-        <w:tblPrEx>
-          <w:tblCellMar>
-            <w:top w:w="0" w:type="dxa"/>
-            <w:bottom w:w="0" w:type="dxa"/>
-          </w:tblCellMar>
-        </w:tblPrEx>
         <w:trPr>
           <w:tblHeader/>
         </w:trPr>
@@ -9288,12 +8787,6 @@
         </w:tc>
       </w:tr>
       <w:tr>
-        <w:tblPrEx>
-          <w:tblCellMar>
-            <w:top w:w="0" w:type="dxa"/>
-            <w:bottom w:w="0" w:type="dxa"/>
-          </w:tblCellMar>
-        </w:tblPrEx>
         <w:tc>
           <w:tcPr>
             <w:tcW w:w="2400" w:type="dxa"/>
@@ -9380,12 +8873,6 @@
         </w:tc>
       </w:tr>
       <w:tr>
-        <w:tblPrEx>
-          <w:tblCellMar>
-            <w:top w:w="0" w:type="dxa"/>
-            <w:bottom w:w="0" w:type="dxa"/>
-          </w:tblCellMar>
-        </w:tblPrEx>
         <w:tc>
           <w:tcPr>
             <w:tcW w:w="2400" w:type="dxa"/>
@@ -9472,12 +8959,6 @@
         </w:tc>
       </w:tr>
       <w:tr>
-        <w:tblPrEx>
-          <w:tblCellMar>
-            <w:top w:w="0" w:type="dxa"/>
-            <w:bottom w:w="0" w:type="dxa"/>
-          </w:tblCellMar>
-        </w:tblPrEx>
         <w:tc>
           <w:tcPr>
             <w:tcW w:w="2400" w:type="dxa"/>
@@ -9564,12 +9045,6 @@
         </w:tc>
       </w:tr>
       <w:tr>
-        <w:tblPrEx>
-          <w:tblCellMar>
-            <w:top w:w="0" w:type="dxa"/>
-            <w:bottom w:w="0" w:type="dxa"/>
-          </w:tblCellMar>
-        </w:tblPrEx>
         <w:tc>
           <w:tcPr>
             <w:tcW w:w="2400" w:type="dxa"/>
@@ -9656,12 +9131,6 @@
         </w:tc>
       </w:tr>
       <w:tr>
-        <w:tblPrEx>
-          <w:tblCellMar>
-            <w:top w:w="0" w:type="dxa"/>
-            <w:bottom w:w="0" w:type="dxa"/>
-          </w:tblCellMar>
-        </w:tblPrEx>
         <w:tc>
           <w:tcPr>
             <w:tcW w:w="2400" w:type="dxa"/>
@@ -9748,12 +9217,6 @@
         </w:tc>
       </w:tr>
       <w:tr>
-        <w:tblPrEx>
-          <w:tblCellMar>
-            <w:top w:w="0" w:type="dxa"/>
-            <w:bottom w:w="0" w:type="dxa"/>
-          </w:tblCellMar>
-        </w:tblPrEx>
         <w:tc>
           <w:tcPr>
             <w:tcW w:w="2400" w:type="dxa"/>
